--- a/IEC-62443/CSW-IEC62443-Reference-Design.docx
+++ b/IEC-62443/CSW-IEC62443-Reference-Design.docx
@@ -28,7 +28,7 @@
         </w:p>
       </w:sdtContent>
     </w:sdt>
-    <w:bookmarkStart w:id="66" w:name="X15f9b94465dc247c4ac42876cabbde5ad695fdb"/>
+    <w:bookmarkStart w:id="67" w:name="X15f9b94465dc247c4ac42876cabbde5ad695fdb"/>
     <w:p>
       <w:pPr>
         <w:pStyle w:val="Heading1"/>
@@ -37,13 +37,13 @@
         <w:t xml:space="preserve">Cisco Secure Workload — IEC 62443 Compliance Framework</w:t>
       </w:r>
     </w:p>
-    <w:bookmarkStart w:id="9" w:name="X3b024ca068d40acbea8c44e502aa4b3961336dc"/>
+    <w:bookmarkStart w:id="9" w:name="X9ac7b5c39ed92a6b3be1e1dabc84deadee295b8"/>
     <w:p>
       <w:pPr>
         <w:pStyle w:val="Heading2"/>
       </w:pPr>
       <w:r>
-        <w:t xml:space="preserve">Technical Runbook | Industrial Automation &amp; Control Systems (IACS)</w:t>
+        <w:t xml:space="preserve">Reference Design | Industrial Automation &amp; Control Systems (IACS)</w:t>
       </w:r>
     </w:p>
     <w:p>
@@ -367,7 +367,7 @@
           <w:b/>
           <w:bCs/>
         </w:rPr>
-        <w:t xml:space="preserve">Questions this runbook helps you answer:</w:t>
+        <w:t xml:space="preserve">Questions this reference design helps you answer:</w:t>
       </w:r>
     </w:p>
     <w:p>
@@ -2324,7 +2324,7 @@
               <w:pStyle w:val="Compact"/>
             </w:pPr>
             <w:r>
-              <w:t xml:space="preserve">SOC runbooks, timelines, ticket exports</w:t>
+              <w:t xml:space="preserve">SOC reference designs, timelines, ticket exports</w:t>
             </w:r>
           </w:p>
         </w:tc>
@@ -2458,7 +2458,7 @@
         <w:t xml:space="preserve"> </w:t>
       </w:r>
       <w:r>
-        <w:t xml:space="preserve">interpretations. Map this runbook’s</w:t>
+        <w:t xml:space="preserve">interpretations. Map this reference design’s</w:t>
       </w:r>
       <w:r>
         <w:t xml:space="preserve"> </w:t>
@@ -8200,7 +8200,7 @@
       </w:r>
     </w:p>
     <w:bookmarkEnd w:id="58"/>
-    <w:bookmarkStart w:id="65" w:name="related-frameworks"/>
+    <w:bookmarkStart w:id="66" w:name="related-frameworks"/>
     <w:p>
       <w:pPr>
         <w:pStyle w:val="Heading2"/>
@@ -8211,7 +8211,6 @@
     </w:p>
     <w:p>
       <w:pPr>
-        <w:pStyle w:val="Compact"/>
         <w:numPr>
           <w:ilvl w:val="0"/>
           <w:numId w:val="1030"/>
@@ -8240,7 +8239,6 @@
     </w:p>
     <w:p>
       <w:pPr>
-        <w:pStyle w:val="Compact"/>
         <w:numPr>
           <w:ilvl w:val="0"/>
           <w:numId w:val="1030"/>
@@ -8269,7 +8267,6 @@
     </w:p>
     <w:p>
       <w:pPr>
-        <w:pStyle w:val="Compact"/>
         <w:numPr>
           <w:ilvl w:val="0"/>
           <w:numId w:val="1030"/>
@@ -8298,7 +8295,6 @@
     </w:p>
     <w:p>
       <w:pPr>
-        <w:pStyle w:val="Compact"/>
         <w:numPr>
           <w:ilvl w:val="0"/>
           <w:numId w:val="1030"/>
@@ -8326,13 +8322,35 @@
       </w:r>
     </w:p>
     <w:p>
+      <w:pPr>
+        <w:numPr>
+          <w:ilvl w:val="0"/>
+          <w:numId w:val="1030"/>
+        </w:numPr>
+      </w:pPr>
+      <w:hyperlink r:id="rId63">
+        <w:r>
+          <w:rPr>
+            <w:rStyle w:val="Hyperlink"/>
+          </w:rPr>
+          <w:t xml:space="preserve">UK NCSC CAF v3.2</w:t>
+        </w:r>
+      </w:hyperlink>
+      <w:r>
+        <w:t xml:space="preserve"> </w:t>
+      </w:r>
+      <w:r>
+        <w:t xml:space="preserve">— zones and conduits are the reuse path for CAF B5 on the IT side of an IT/OT boundary.</w:t>
+      </w:r>
+    </w:p>
+    <w:p>
       <w:r>
         <w:pict>
           <v:rect style="width:0;height:1.5pt" o:hralign="center" o:hrstd="t" o:hr="t"/>
         </w:pict>
       </w:r>
     </w:p>
-    <w:bookmarkStart w:id="63" w:name="X9283f5703fa51a754b5b400ba45c609acc69144"/>
+    <w:bookmarkStart w:id="64" w:name="X9283f5703fa51a754b5b400ba45c609acc69144"/>
     <w:p>
       <w:pPr>
         <w:pStyle w:val="Heading3"/>
@@ -8949,8 +8967,8 @@
         <w:t xml:space="preserve"> not_in_conduit_allowlist</w:t>
       </w:r>
     </w:p>
-    <w:bookmarkEnd w:id="63"/>
-    <w:bookmarkStart w:id="64" w:name="appendix-b--pas-correlation-workflow"/>
+    <w:bookmarkEnd w:id="64"/>
+    <w:bookmarkStart w:id="65" w:name="appendix-b--pas-correlation-workflow"/>
     <w:p>
       <w:pPr>
         <w:pStyle w:val="Heading3"/>
@@ -9156,9 +9174,9 @@
         <w:t xml:space="preserve">values before delivery.</w:t>
       </w:r>
     </w:p>
-    <w:bookmarkEnd w:id="64"/>
     <w:bookmarkEnd w:id="65"/>
     <w:bookmarkEnd w:id="66"/>
+    <w:bookmarkEnd w:id="67"/>
     <w:sectPr>
       <w:footnotePr>
         <w:numRestart w:val="eachSect"/>
